--- a/data/outputs/v2/Core_Mathematics/SS2.8_Vectors/Core_Mathematics_Vectors_SummaryTable.docx
+++ b/data/outputs/v2/Core_Mathematics/SS2.8_Vectors/Core_Mathematics_Vectors_SummaryTable.docx
@@ -38,6 +38,177 @@
           <w:szCs w:val="22"/>
         </w:rPr>
         <w:t xml:space="preserve">Sub-Strand 2.8: Vectors — Teacher Reference (Pre-filled)</w:t>
+      </w:r>
+    </w:p>
+    <w:p>
+      <w:pPr>
+        <w:spacing w:after="80" w:before="120"/>
+      </w:pPr>
+      <w:r>
+        <w:rPr>
+          <w:rFonts w:ascii="Arial" w:cs="Arial" w:eastAsia="Arial" w:hAnsi="Arial"/>
+          <w:b/>
+          <w:bCs/>
+          <w:color w:val="1F3864"/>
+          <w:sz w:val="20"/>
+          <w:szCs w:val="20"/>
+        </w:rPr>
+        <w:t xml:space="preserve">ATTRIBUTION AND LICENSING</w:t>
+      </w:r>
+    </w:p>
+    <w:p>
+      <w:pPr>
+        <w:spacing w:after="60" w:before="0"/>
+      </w:pPr>
+      <w:r>
+        <w:rPr>
+          <w:rFonts w:ascii="Arial" w:cs="Arial" w:eastAsia="Arial" w:hAnsi="Arial"/>
+          <w:b/>
+          <w:bCs/>
+          <w:sz w:val="17"/>
+          <w:szCs w:val="17"/>
+        </w:rPr>
+        <w:t xml:space="preserve">Curriculum Alignment: </w:t>
+      </w:r>
+      <w:r>
+        <w:rPr>
+          <w:rFonts w:ascii="Arial" w:cs="Arial" w:eastAsia="Arial" w:hAnsi="Arial"/>
+          <w:sz w:val="17"/>
+          <w:szCs w:val="17"/>
+        </w:rPr>
+        <w:t xml:space="preserve">Structured in pedagogical alignment with the competence-based curriculum format and learning outcomes established by the Kenya Institute of Curriculum Development (KICD). This material is independently developed and is not officially endorsed or published by KICD.</w:t>
+      </w:r>
+    </w:p>
+    <w:p>
+      <w:pPr>
+        <w:spacing w:after="60" w:before="0"/>
+      </w:pPr>
+      <w:r>
+        <w:rPr>
+          <w:rFonts w:ascii="Arial" w:cs="Arial" w:eastAsia="Arial" w:hAnsi="Arial"/>
+          <w:b/>
+          <w:bCs/>
+          <w:sz w:val="17"/>
+          <w:szCs w:val="17"/>
+        </w:rPr>
+        <w:t xml:space="preserve">Content &amp; Pedagogy: </w:t>
+      </w:r>
+      <w:r>
+        <w:rPr>
+          <w:rFonts w:ascii="Arial" w:cs="Arial" w:eastAsia="Arial" w:hAnsi="Arial"/>
+          <w:sz w:val="17"/>
+          <w:szCs w:val="17"/>
+        </w:rPr>
+        <w:t xml:space="preserve">Developed and adapted by the educator team at SeaVuria (registered 501(c)(3) in the United States and registered NGO in Kenya, No. 872-850A-BF11), who designed the pedagogical framework, lesson templates and exemplar lessons on which this material is based.</w:t>
+      </w:r>
+    </w:p>
+    <w:p>
+      <w:pPr>
+        <w:spacing w:after="60" w:before="0"/>
+      </w:pPr>
+      <w:r>
+        <w:rPr>
+          <w:rFonts w:ascii="Arial" w:cs="Arial" w:eastAsia="Arial" w:hAnsi="Arial"/>
+          <w:b/>
+          <w:bCs/>
+          <w:sz w:val="17"/>
+          <w:szCs w:val="17"/>
+        </w:rPr>
+        <w:t xml:space="preserve">Production &amp; Layout: </w:t>
+      </w:r>
+      <w:r>
+        <w:rPr>
+          <w:rFonts w:ascii="Arial" w:cs="Arial" w:eastAsia="Arial" w:hAnsi="Arial"/>
+          <w:sz w:val="17"/>
+          <w:szCs w:val="17"/>
+        </w:rPr>
+        <w:t xml:space="preserve">Educational design and curriculum sequencing by SeaVuria. Technical layout, structural formatting, and digital optimization/implementation executed in partnership with ARES Education (registered 501(c)(3) in the United States and Canada (as Afretech Aid) and registered NGO in Kenya), with lesson drafting and compilation assisted by AI (Claude, Anthropic).</w:t>
+      </w:r>
+    </w:p>
+    <w:p>
+      <w:pPr>
+        <w:pBdr>
+          <w:bottom w:val="single" w:color="1F3864" w:sz="6" w:space="6"/>
+        </w:pBdr>
+        <w:spacing w:after="60" w:before="0"/>
+      </w:pPr>
+      <w:r>
+        <w:rPr>
+          <w:rFonts w:ascii="Arial" w:cs="Arial" w:eastAsia="Arial" w:hAnsi="Arial"/>
+          <w:b/>
+          <w:bCs/>
+          <w:sz w:val="17"/>
+          <w:szCs w:val="17"/>
+        </w:rPr>
+        <w:t xml:space="preserve">Licensing &amp; Copyright: </w:t>
+      </w:r>
+      <w:r>
+        <w:rPr>
+          <w:rFonts w:ascii="Arial" w:cs="Arial" w:eastAsia="Arial" w:hAnsi="Arial"/>
+          <w:sz w:val="17"/>
+          <w:szCs w:val="17"/>
+        </w:rPr>
+        <w:t xml:space="preserve">© 2026 SeaVuria and ARES. This work is licensed under a </w:t>
+      </w:r>
+      <w:hyperlink w:history="1" r:id="rIdxatz0ktwkchvo7dy1sk6z">
+        <w:r>
+          <w:rPr>
+            <w:rFonts w:ascii="Arial" w:cs="Arial" w:eastAsia="Arial" w:hAnsi="Arial"/>
+            <w:color w:val="1F6B75"/>
+            <w:sz w:val="17"/>
+            <w:szCs w:val="17"/>
+            <w:u w:val="single" w:color="1F6B75"/>
+          </w:rPr>
+          <w:t xml:space="preserve">Creative Commons Attribution-NonCommercial 4.0 International License</w:t>
+        </w:r>
+      </w:hyperlink>
+      <w:r>
+        <w:rPr>
+          <w:rFonts w:ascii="Arial" w:cs="Arial" w:eastAsia="Arial" w:hAnsi="Arial"/>
+          <w:sz w:val="17"/>
+          <w:szCs w:val="17"/>
+        </w:rPr>
+        <w:t xml:space="preserve"> (</w:t>
+      </w:r>
+      <w:hyperlink w:history="1" r:id="rId6lur7hjgo3haydtlqa2rk">
+        <w:r>
+          <w:rPr>
+            <w:rFonts w:ascii="Arial" w:cs="Arial" w:eastAsia="Arial" w:hAnsi="Arial"/>
+            <w:color w:val="1F6B75"/>
+            <w:sz w:val="17"/>
+            <w:szCs w:val="17"/>
+            <w:u w:val="single" w:color="1F6B75"/>
+          </w:rPr>
+          <w:t xml:space="preserve">CC BY-NC 4.0</w:t>
+        </w:r>
+      </w:hyperlink>
+      <w:r>
+        <w:rPr>
+          <w:rFonts w:ascii="Arial" w:cs="Arial" w:eastAsia="Arial" w:hAnsi="Arial"/>
+          <w:sz w:val="17"/>
+          <w:szCs w:val="17"/>
+        </w:rPr>
+        <w:t xml:space="preserve">). To view a copy of this license, visit </w:t>
+      </w:r>
+      <w:hyperlink w:history="1" r:id="rIdb8-km8lecc68bgtd1zcxz">
+        <w:r>
+          <w:rPr>
+            <w:rFonts w:ascii="Arial" w:cs="Arial" w:eastAsia="Arial" w:hAnsi="Arial"/>
+            <w:color w:val="1F6B75"/>
+            <w:sz w:val="17"/>
+            <w:szCs w:val="17"/>
+            <w:u w:val="single" w:color="1F6B75"/>
+          </w:rPr>
+          <w:t xml:space="preserve">https://creativecommons.org/licenses/by-nc/4.0/</w:t>
+        </w:r>
+      </w:hyperlink>
+      <w:r>
+        <w:rPr>
+          <w:rFonts w:ascii="Arial" w:cs="Arial" w:eastAsia="Arial" w:hAnsi="Arial"/>
+          <w:sz w:val="17"/>
+          <w:szCs w:val="17"/>
+        </w:rPr>
+        <w:t xml:space="preserve">. You are free to copy, redistribute, and adapt this material in any medium or format, provided appropriate credit is given and the material is not used for commercial purposes. KICD learning outcomes and curriculum designations reproduced here for alignment purposes remain the property of KICD and are not covered by this license. Linked external resources (e.g. CK-12, Khan Academy, PhET) are subject to their own licenses.</w:t>
       </w:r>
     </w:p>
     <w:p>

--- a/data/outputs/v2/Core_Mathematics/SS2.8_Vectors/Core_Mathematics_Vectors_SummaryTable.docx
+++ b/data/outputs/v2/Core_Mathematics/SS2.8_Vectors/Core_Mathematics_Vectors_SummaryTable.docx
@@ -38,177 +38,6 @@
           <w:szCs w:val="22"/>
         </w:rPr>
         <w:t xml:space="preserve">Sub-Strand 2.8: Vectors — Teacher Reference (Pre-filled)</w:t>
-      </w:r>
-    </w:p>
-    <w:p>
-      <w:pPr>
-        <w:spacing w:after="80" w:before="120"/>
-      </w:pPr>
-      <w:r>
-        <w:rPr>
-          <w:rFonts w:ascii="Arial" w:cs="Arial" w:eastAsia="Arial" w:hAnsi="Arial"/>
-          <w:b/>
-          <w:bCs/>
-          <w:color w:val="1F3864"/>
-          <w:sz w:val="20"/>
-          <w:szCs w:val="20"/>
-        </w:rPr>
-        <w:t xml:space="preserve">ATTRIBUTION AND LICENSING</w:t>
-      </w:r>
-    </w:p>
-    <w:p>
-      <w:pPr>
-        <w:spacing w:after="60" w:before="0"/>
-      </w:pPr>
-      <w:r>
-        <w:rPr>
-          <w:rFonts w:ascii="Arial" w:cs="Arial" w:eastAsia="Arial" w:hAnsi="Arial"/>
-          <w:b/>
-          <w:bCs/>
-          <w:sz w:val="17"/>
-          <w:szCs w:val="17"/>
-        </w:rPr>
-        <w:t xml:space="preserve">Curriculum Alignment: </w:t>
-      </w:r>
-      <w:r>
-        <w:rPr>
-          <w:rFonts w:ascii="Arial" w:cs="Arial" w:eastAsia="Arial" w:hAnsi="Arial"/>
-          <w:sz w:val="17"/>
-          <w:szCs w:val="17"/>
-        </w:rPr>
-        <w:t xml:space="preserve">Structured in pedagogical alignment with the competence-based curriculum format and learning outcomes established by the Kenya Institute of Curriculum Development (KICD). This material is independently developed and is not officially endorsed or published by KICD.</w:t>
-      </w:r>
-    </w:p>
-    <w:p>
-      <w:pPr>
-        <w:spacing w:after="60" w:before="0"/>
-      </w:pPr>
-      <w:r>
-        <w:rPr>
-          <w:rFonts w:ascii="Arial" w:cs="Arial" w:eastAsia="Arial" w:hAnsi="Arial"/>
-          <w:b/>
-          <w:bCs/>
-          <w:sz w:val="17"/>
-          <w:szCs w:val="17"/>
-        </w:rPr>
-        <w:t xml:space="preserve">Content &amp; Pedagogy: </w:t>
-      </w:r>
-      <w:r>
-        <w:rPr>
-          <w:rFonts w:ascii="Arial" w:cs="Arial" w:eastAsia="Arial" w:hAnsi="Arial"/>
-          <w:sz w:val="17"/>
-          <w:szCs w:val="17"/>
-        </w:rPr>
-        <w:t xml:space="preserve">Developed and adapted by the educator team at SeaVuria (registered 501(c)(3) in the United States and registered NGO in Kenya, No. 872-850A-BF11), who designed the pedagogical framework, lesson templates and exemplar lessons on which this material is based.</w:t>
-      </w:r>
-    </w:p>
-    <w:p>
-      <w:pPr>
-        <w:spacing w:after="60" w:before="0"/>
-      </w:pPr>
-      <w:r>
-        <w:rPr>
-          <w:rFonts w:ascii="Arial" w:cs="Arial" w:eastAsia="Arial" w:hAnsi="Arial"/>
-          <w:b/>
-          <w:bCs/>
-          <w:sz w:val="17"/>
-          <w:szCs w:val="17"/>
-        </w:rPr>
-        <w:t xml:space="preserve">Production &amp; Layout: </w:t>
-      </w:r>
-      <w:r>
-        <w:rPr>
-          <w:rFonts w:ascii="Arial" w:cs="Arial" w:eastAsia="Arial" w:hAnsi="Arial"/>
-          <w:sz w:val="17"/>
-          <w:szCs w:val="17"/>
-        </w:rPr>
-        <w:t xml:space="preserve">Educational design and curriculum sequencing by SeaVuria. Technical layout, structural formatting, and digital optimization/implementation executed in partnership with ARES Education (registered 501(c)(3) in the United States and Canada (as Afretech Aid) and registered NGO in Kenya), with lesson drafting and compilation assisted by AI (Claude, Anthropic).</w:t>
-      </w:r>
-    </w:p>
-    <w:p>
-      <w:pPr>
-        <w:pBdr>
-          <w:bottom w:val="single" w:color="1F3864" w:sz="6" w:space="6"/>
-        </w:pBdr>
-        <w:spacing w:after="60" w:before="0"/>
-      </w:pPr>
-      <w:r>
-        <w:rPr>
-          <w:rFonts w:ascii="Arial" w:cs="Arial" w:eastAsia="Arial" w:hAnsi="Arial"/>
-          <w:b/>
-          <w:bCs/>
-          <w:sz w:val="17"/>
-          <w:szCs w:val="17"/>
-        </w:rPr>
-        <w:t xml:space="preserve">Licensing &amp; Copyright: </w:t>
-      </w:r>
-      <w:r>
-        <w:rPr>
-          <w:rFonts w:ascii="Arial" w:cs="Arial" w:eastAsia="Arial" w:hAnsi="Arial"/>
-          <w:sz w:val="17"/>
-          <w:szCs w:val="17"/>
-        </w:rPr>
-        <w:t xml:space="preserve">© 2026 SeaVuria and ARES. This work is licensed under a </w:t>
-      </w:r>
-      <w:hyperlink w:history="1" r:id="rIdxatz0ktwkchvo7dy1sk6z">
-        <w:r>
-          <w:rPr>
-            <w:rFonts w:ascii="Arial" w:cs="Arial" w:eastAsia="Arial" w:hAnsi="Arial"/>
-            <w:color w:val="1F6B75"/>
-            <w:sz w:val="17"/>
-            <w:szCs w:val="17"/>
-            <w:u w:val="single" w:color="1F6B75"/>
-          </w:rPr>
-          <w:t xml:space="preserve">Creative Commons Attribution-NonCommercial 4.0 International License</w:t>
-        </w:r>
-      </w:hyperlink>
-      <w:r>
-        <w:rPr>
-          <w:rFonts w:ascii="Arial" w:cs="Arial" w:eastAsia="Arial" w:hAnsi="Arial"/>
-          <w:sz w:val="17"/>
-          <w:szCs w:val="17"/>
-        </w:rPr>
-        <w:t xml:space="preserve"> (</w:t>
-      </w:r>
-      <w:hyperlink w:history="1" r:id="rId6lur7hjgo3haydtlqa2rk">
-        <w:r>
-          <w:rPr>
-            <w:rFonts w:ascii="Arial" w:cs="Arial" w:eastAsia="Arial" w:hAnsi="Arial"/>
-            <w:color w:val="1F6B75"/>
-            <w:sz w:val="17"/>
-            <w:szCs w:val="17"/>
-            <w:u w:val="single" w:color="1F6B75"/>
-          </w:rPr>
-          <w:t xml:space="preserve">CC BY-NC 4.0</w:t>
-        </w:r>
-      </w:hyperlink>
-      <w:r>
-        <w:rPr>
-          <w:rFonts w:ascii="Arial" w:cs="Arial" w:eastAsia="Arial" w:hAnsi="Arial"/>
-          <w:sz w:val="17"/>
-          <w:szCs w:val="17"/>
-        </w:rPr>
-        <w:t xml:space="preserve">). To view a copy of this license, visit </w:t>
-      </w:r>
-      <w:hyperlink w:history="1" r:id="rIdb8-km8lecc68bgtd1zcxz">
-        <w:r>
-          <w:rPr>
-            <w:rFonts w:ascii="Arial" w:cs="Arial" w:eastAsia="Arial" w:hAnsi="Arial"/>
-            <w:color w:val="1F6B75"/>
-            <w:sz w:val="17"/>
-            <w:szCs w:val="17"/>
-            <w:u w:val="single" w:color="1F6B75"/>
-          </w:rPr>
-          <w:t xml:space="preserve">https://creativecommons.org/licenses/by-nc/4.0/</w:t>
-        </w:r>
-      </w:hyperlink>
-      <w:r>
-        <w:rPr>
-          <w:rFonts w:ascii="Arial" w:cs="Arial" w:eastAsia="Arial" w:hAnsi="Arial"/>
-          <w:sz w:val="17"/>
-          <w:szCs w:val="17"/>
-        </w:rPr>
-        <w:t xml:space="preserve">. You are free to copy, redistribute, and adapt this material in any medium or format, provided appropriate credit is given and the material is not used for commercial purposes. KICD learning outcomes and curriculum designations reproduced here for alignment purposes remain the property of KICD and are not covered by this license. Linked external resources (e.g. CK-12, Khan Academy, PhET) are subject to their own licenses.</w:t>
       </w:r>
     </w:p>
     <w:p>
@@ -1848,6 +1677,185 @@
         </w:tc>
       </w:tr>
     </w:tbl>
+    <w:p>
+      <w:pPr>
+        <w:spacing w:after="120"/>
+      </w:pPr>
+      <w:r>
+        <w:t xml:space="preserve"/>
+      </w:r>
+    </w:p>
+    <w:p>
+      <w:pPr>
+        <w:spacing w:after="80" w:before="120"/>
+      </w:pPr>
+      <w:r>
+        <w:rPr>
+          <w:rFonts w:ascii="Arial" w:cs="Arial" w:eastAsia="Arial" w:hAnsi="Arial"/>
+          <w:b/>
+          <w:bCs/>
+          <w:color w:val="1F3864"/>
+          <w:sz w:val="20"/>
+          <w:szCs w:val="20"/>
+        </w:rPr>
+        <w:t xml:space="preserve">ATTRIBUTION AND LICENSING</w:t>
+      </w:r>
+    </w:p>
+    <w:p>
+      <w:pPr>
+        <w:spacing w:after="60" w:before="0"/>
+      </w:pPr>
+      <w:r>
+        <w:rPr>
+          <w:rFonts w:ascii="Arial" w:cs="Arial" w:eastAsia="Arial" w:hAnsi="Arial"/>
+          <w:b/>
+          <w:bCs/>
+          <w:sz w:val="17"/>
+          <w:szCs w:val="17"/>
+        </w:rPr>
+        <w:t xml:space="preserve">Curriculum Alignment: </w:t>
+      </w:r>
+      <w:r>
+        <w:rPr>
+          <w:rFonts w:ascii="Arial" w:cs="Arial" w:eastAsia="Arial" w:hAnsi="Arial"/>
+          <w:sz w:val="17"/>
+          <w:szCs w:val="17"/>
+        </w:rPr>
+        <w:t xml:space="preserve">Structured in pedagogical alignment with the competence-based curriculum format and learning outcomes established by the Kenya Institute of Curriculum Development (KICD). This material is independently developed and is not officially endorsed or published by KICD.</w:t>
+      </w:r>
+    </w:p>
+    <w:p>
+      <w:pPr>
+        <w:spacing w:after="60" w:before="0"/>
+      </w:pPr>
+      <w:r>
+        <w:rPr>
+          <w:rFonts w:ascii="Arial" w:cs="Arial" w:eastAsia="Arial" w:hAnsi="Arial"/>
+          <w:b/>
+          <w:bCs/>
+          <w:sz w:val="17"/>
+          <w:szCs w:val="17"/>
+        </w:rPr>
+        <w:t xml:space="preserve">Content &amp; Pedagogy: </w:t>
+      </w:r>
+      <w:r>
+        <w:rPr>
+          <w:rFonts w:ascii="Arial" w:cs="Arial" w:eastAsia="Arial" w:hAnsi="Arial"/>
+          <w:sz w:val="17"/>
+          <w:szCs w:val="17"/>
+        </w:rPr>
+        <w:t xml:space="preserve">Developed and adapted by the educator team at SeaVuria (registered 501(c)(3) in the United States and registered NGO in Kenya, No. 872-850A-BF11), who designed the pedagogical framework, lesson templates and exemplar lessons on which this material is based.</w:t>
+      </w:r>
+    </w:p>
+    <w:p>
+      <w:pPr>
+        <w:spacing w:after="60" w:before="0"/>
+      </w:pPr>
+      <w:r>
+        <w:rPr>
+          <w:rFonts w:ascii="Arial" w:cs="Arial" w:eastAsia="Arial" w:hAnsi="Arial"/>
+          <w:b/>
+          <w:bCs/>
+          <w:sz w:val="17"/>
+          <w:szCs w:val="17"/>
+        </w:rPr>
+        <w:t xml:space="preserve">Production &amp; Layout: </w:t>
+      </w:r>
+      <w:r>
+        <w:rPr>
+          <w:rFonts w:ascii="Arial" w:cs="Arial" w:eastAsia="Arial" w:hAnsi="Arial"/>
+          <w:sz w:val="17"/>
+          <w:szCs w:val="17"/>
+        </w:rPr>
+        <w:t xml:space="preserve">Educational design and curriculum sequencing by SeaVuria. Technical layout, structural formatting, and digital optimization/implementation executed in partnership with ARES Education (registered 501(c)(3) in the United States and Canada (as Afretech Aid) and registered NGO in Kenya), with lesson drafting and compilation assisted by AI (Claude, Anthropic).</w:t>
+      </w:r>
+    </w:p>
+    <w:p>
+      <w:pPr>
+        <w:pBdr>
+          <w:bottom w:val="single" w:color="1F3864" w:sz="6" w:space="6"/>
+        </w:pBdr>
+        <w:spacing w:after="60" w:before="0"/>
+      </w:pPr>
+      <w:r>
+        <w:rPr>
+          <w:rFonts w:ascii="Arial" w:cs="Arial" w:eastAsia="Arial" w:hAnsi="Arial"/>
+          <w:b/>
+          <w:bCs/>
+          <w:sz w:val="17"/>
+          <w:szCs w:val="17"/>
+        </w:rPr>
+        <w:t xml:space="preserve">Licensing &amp; Copyright: </w:t>
+      </w:r>
+      <w:r>
+        <w:rPr>
+          <w:rFonts w:ascii="Arial" w:cs="Arial" w:eastAsia="Arial" w:hAnsi="Arial"/>
+          <w:sz w:val="17"/>
+          <w:szCs w:val="17"/>
+        </w:rPr>
+        <w:t xml:space="preserve">© 2026 SeaVuria and ARES. This work is licensed under a </w:t>
+      </w:r>
+      <w:hyperlink w:history="1" r:id="rIdhrkjstfz6o61_jpjt08rh">
+        <w:r>
+          <w:rPr>
+            <w:rFonts w:ascii="Arial" w:cs="Arial" w:eastAsia="Arial" w:hAnsi="Arial"/>
+            <w:color w:val="1F6B75"/>
+            <w:sz w:val="17"/>
+            <w:szCs w:val="17"/>
+            <w:u w:val="single" w:color="1F6B75"/>
+          </w:rPr>
+          <w:t xml:space="preserve">Creative Commons Attribution-NonCommercial 4.0 International License</w:t>
+        </w:r>
+      </w:hyperlink>
+      <w:r>
+        <w:rPr>
+          <w:rFonts w:ascii="Arial" w:cs="Arial" w:eastAsia="Arial" w:hAnsi="Arial"/>
+          <w:sz w:val="17"/>
+          <w:szCs w:val="17"/>
+        </w:rPr>
+        <w:t xml:space="preserve"> (</w:t>
+      </w:r>
+      <w:hyperlink w:history="1" r:id="rIdqmij8rm6xlr4hhup9ty0v">
+        <w:r>
+          <w:rPr>
+            <w:rFonts w:ascii="Arial" w:cs="Arial" w:eastAsia="Arial" w:hAnsi="Arial"/>
+            <w:color w:val="1F6B75"/>
+            <w:sz w:val="17"/>
+            <w:szCs w:val="17"/>
+            <w:u w:val="single" w:color="1F6B75"/>
+          </w:rPr>
+          <w:t xml:space="preserve">CC BY-NC 4.0</w:t>
+        </w:r>
+      </w:hyperlink>
+      <w:r>
+        <w:rPr>
+          <w:rFonts w:ascii="Arial" w:cs="Arial" w:eastAsia="Arial" w:hAnsi="Arial"/>
+          <w:sz w:val="17"/>
+          <w:szCs w:val="17"/>
+        </w:rPr>
+        <w:t xml:space="preserve">). To view a copy of this license, visit </w:t>
+      </w:r>
+      <w:hyperlink w:history="1" r:id="rIdrtozqatn7sq3djrzgxvml">
+        <w:r>
+          <w:rPr>
+            <w:rFonts w:ascii="Arial" w:cs="Arial" w:eastAsia="Arial" w:hAnsi="Arial"/>
+            <w:color w:val="1F6B75"/>
+            <w:sz w:val="17"/>
+            <w:szCs w:val="17"/>
+            <w:u w:val="single" w:color="1F6B75"/>
+          </w:rPr>
+          <w:t xml:space="preserve">https://creativecommons.org/licenses/by-nc/4.0/</w:t>
+        </w:r>
+      </w:hyperlink>
+      <w:r>
+        <w:rPr>
+          <w:rFonts w:ascii="Arial" w:cs="Arial" w:eastAsia="Arial" w:hAnsi="Arial"/>
+          <w:sz w:val="17"/>
+          <w:szCs w:val="17"/>
+        </w:rPr>
+        <w:t xml:space="preserve">. You are free to copy, redistribute, and adapt this material in any medium or format, provided appropriate credit is given and the material is not used for commercial purposes. KICD learning outcomes and curriculum designations reproduced here for alignment purposes remain the property of KICD and are not covered by this license. Linked external resources (e.g. CK-12, Khan Academy, PhET) are subject to their own licenses.</w:t>
+      </w:r>
+    </w:p>
     <w:sectPr>
       <w:pgSz w:w="15840" w:h="12240" w:orient="landscape"/>
       <w:pgMar w:top="1080" w:right="1080" w:bottom="1080" w:left="1080" w:header="708" w:footer="708" w:gutter="0"/>

--- a/data/outputs/v2/Core_Mathematics/SS2.8_Vectors/Core_Mathematics_Vectors_SummaryTable.docx
+++ b/data/outputs/v2/Core_Mathematics/SS2.8_Vectors/Core_Mathematics_Vectors_SummaryTable.docx
@@ -564,7 +564,7 @@
                 <w:sz w:val="18"/>
                 <w:szCs w:val="18"/>
               </w:rPr>
-              <w:t xml:space="preserve">Students observe that two matatu routes departing from Nairobi's CBD can cover exactly 8 km yet arrive at entirely different destinations — one heading northwest to Westlands, another heading south to South B. Teacher presents a simple Nairobi route map and asks students to record what information a passenger would need beyond 'just the distance' to predict where they will end up. Students note that distance alone is insufficient to describe the journey.</w:t>
+              <w:t xml:space="preserve">Two matatu routes from Kencom Bus Stop in Nairobi's CBD, both labelled 8 km, arriving at completely different destinations: Westlands (northwest) and South B (southeast). Road directional arrows and one-way signs encode direction in everyday infrastructure. A demonstration/video showed two people walking 8 steps in different directions and ending far apart.</w:t>
             </w:r>
           </w:p>
         </w:tc>
@@ -596,7 +596,7 @@
                 <w:sz w:val="18"/>
                 <w:szCs w:val="18"/>
               </w:rPr>
-              <w:t xml:space="preserve">Students learn the foundational distinction between scalar and vector quantities. A SCALAR is fully described by magnitude alone (e.g., temperature in Nairobi = 22°C, time to cook ugali = 20 min, the 8 km distance of the matatu journey). A VECTOR requires both magnitude AND direction to be described completely (e.g., '8 km northwest from CBD' uniquely identifies Westlands; '8 km south from CBD' uniquely identifies South B). Students learn that displacement — not distance — is the vector quantity that describes a journey completely. Key vocabulary introduced: magnitude, direction, scalar, vector, displacement.</w:t>
+              <w:t xml:space="preserve">A SCALAR quantity is described completely by magnitude (size) only — examples: temperature in Nairobi (22°C), time to cook ugali (20 min), distance run by Eliud Kipchoge (32 km). A VECTOR quantity requires both magnitude AND direction to be described completely — examples: displacement of the Likoni Ferry (mainland to island), velocity of a bodaboda heading south on Ngong Road, wind blowing from Lake Victoria eastward toward Kisumu Airport. The label '8 km' on a matatu route is a scalar — it tells us how far but not which way. A complete journey description is a vector.</w:t>
             </w:r>
           </w:p>
         </w:tc>
@@ -628,7 +628,7 @@
                 <w:sz w:val="18"/>
                 <w:szCs w:val="18"/>
               </w:rPr>
-              <w:t xml:space="preserve">Teacher uses a large printed or drawn Nairobi CBD map pinned to the board. Mark the CBD as point O. Draw two arrows of equal length — one pointing northwest (labelled 'Route A → Westlands') and one pointing south (labelled 'Route B → South B'). Ask: 'Both arrows are the same length. Why do they point at different landmarks?' (WAIT 30 seconds; cold-call 3 students.) Guide students to articulate that the arrows carry direction information that the number '8 km' alone cannot carry. Introduce the word VECTOR as the mathematical object that captures both pieces of information simultaneously. Pedagogical note: Resist rushing to notation — the goal of Lesson 1 is conceptual anchoring. Students should leave able to explain in their own words why scalars are insufficient for describing journeys; formal column-vector notation is introduced in Lesson 5.</w:t>
+              <w:t xml:space="preserve">The two matatus ended up at different destinations because 8 km describes only the magnitude (scalar) of the journey, not its direction. To distinguish Route A (8 km northwest → Westlands) from Route B (8 km southeast → South B), we need a mathematical object that carries BOTH magnitude AND direction — this object is called a VECTOR. Direction is already encoded in everyday road infrastructure (one-way signs, directional arrows), which means vectors are not abstract — they are built into the world around us in Nairobi's streets.</w:t>
             </w:r>
           </w:p>
         </w:tc>
@@ -681,7 +681,7 @@
                 <w:sz w:val="18"/>
                 <w:szCs w:val="18"/>
               </w:rPr>
-              <w:t xml:space="preserve">Representing Vectors: Arrows, Notation, and Direction on a Bearing</w:t>
+              <w:t xml:space="preserve">Observe + Represent — Drawing the Matatu Journey as an Arrow</w:t>
             </w:r>
           </w:p>
         </w:tc>
@@ -713,7 +713,7 @@
                 <w:sz w:val="18"/>
                 <w:szCs w:val="18"/>
               </w:rPr>
-              <w:t xml:space="preserve">Students observe multiple drawn arrows on grid paper representing different matatu displacements from Nairobi CBD. Each arrow has a labelled length and a compass bearing or cardinal direction. Teacher presents pairs of arrows and asks students to decide: are these two vectors the same or different? Students discover that vectors are equal only when both magnitude AND direction match — length alone is not enough, and direction alone is not enough.</w:t>
+              <w:t xml:space="preserve">Learners observed that the two matatu journeys from Kencom — both 8 km long — produce two visibly distinct arrows on the Nairobi grid: one pointing north-west toward Westlands and one pointing south toward South B. They observed that moving a vector arrow to a new position on the Cartesian grid does not change the vector itself, as long as direction and length are preserved.</w:t>
             </w:r>
           </w:p>
         </w:tc>
@@ -745,7 +745,7 @@
                 <w:sz w:val="18"/>
                 <w:szCs w:val="18"/>
               </w:rPr>
-              <w:t xml:space="preserve">Students learn the conventions for representing vectors: (1) A vector is drawn as a directed line segment (an arrow) where the length represents magnitude and the arrowhead indicates direction. (2) Vectors are named using bold letters (e.g., **a**) or letters with an arrow above (e.g., →AB), where A is the tail (starting point) and B is the tip (end point). (3) Two vectors are EQUAL if and only if they have the same magnitude and the same direction — position on the page does not matter. (4) The NEGATIVE of a vector reverses direction while keeping magnitude. (5) Bearings (three-digit notation, measured clockwise from north) are introduced as a precise way to state direction. Students practise reading and drawing vectors from Nairobi landmarks using compass bearings.</w:t>
+              <w:t xml:space="preserve">A vector is represented geometrically as a directed line segment (arrow) with a TAIL (starting point) and HEAD (arrowhead at the destination). Vectors can be written in bold (v), underline (v̲), column/component form, or AB-arrow notation. Two vectors are equivalent if and only if they have the same magnitude AND the same direction — position on the grid is irrelevant.</w:t>
             </w:r>
           </w:p>
         </w:tc>
@@ -777,7 +777,7 @@
                 <w:sz w:val="18"/>
                 <w:szCs w:val="18"/>
               </w:rPr>
-              <w:t xml:space="preserve">Teacher distributes grid paper. Instruct students to draw vector **p** = '5 cm on a bearing of 045°' (northeast) starting from three different points on the page. Ask: 'Are your three arrows the same vector?' (WAIT 20 seconds; cold-call 2 students.) Confirm: yes — same magnitude, same direction, different position → they are equal vectors (free vectors). Then draw a fourth arrow of 5 cm pointing southwest (bearing 225°) and ask: 'How does this relate to **p**?' Guide students to name it −**p**. Pedagogical note: Emphasise the free-vector concept early; students often incorrectly believe two arrows are different vectors simply because they are drawn in different positions on a diagram. Connect back to the matatu context: a matatu can start from Westlands OR from Kenyatta Avenue and still travel the same displacement vector to its destination.</w:t>
+              <w:t xml:space="preserve">The phenomenon is now mathematically visible: the Kencom→Westlands journey-vector and the Kencom→South B journey-vector are drawn as two distinct arrows on the grid — different directions, different endpoints — even though both have magnitude 8 km. This explains concretely why the matatu drivers end up at different destinations: their journey vectors are not equivalent. The number '8 km' alone (a scalar) cannot distinguish them, but the directed arrow — a vector — can.</w:t>
             </w:r>
           </w:p>
         </w:tc>
@@ -862,7 +862,7 @@
                 <w:sz w:val="18"/>
                 <w:szCs w:val="18"/>
               </w:rPr>
-              <w:t xml:space="preserve">Students observe a two-leg matatu journey scenario: a passenger travels from Nairobi CBD to Westlands (vector **a**), then from Westlands to Gigiri (vector **b**). On a grid map, students draw both legs as arrows (tip-to-tail) and then draw a single arrow from the starting point (CBD) directly to the final destination (Gigiri). Students measure this single arrow and compare its length and direction to the two individual legs.</w:t>
+              <w:t xml:space="preserve">On a squared-paper Nairobi grid, learners drew two successive displacement vectors — Kencom Bus Stop to University of Nairobi (vector a) and University of Nairobi to GPO (vector b) — and constructed the resultant vector using the triangle law (tip-to-tail), measuring its length and direction on the grid.</w:t>
             </w:r>
           </w:p>
         </w:tc>
@@ -894,7 +894,7 @@
                 <w:sz w:val="18"/>
                 <w:szCs w:val="18"/>
               </w:rPr>
-              <w:t xml:space="preserve">Students learn that the RESULTANT VECTOR (also called the vector sum) is the single vector that produces the same overall displacement as two or more vectors combined. The resultant is found geometrically using the TIP-TO-TAIL method: place the tail of the second vector at the tip of the first; the resultant runs from the tail of the first to the tip of the last. Key properties: (1) Vector addition is commutative — **a** + **b** = **b** + **a** (Triangle Law). (2) The Parallelogram Law provides an equivalent construction when vectors share a common tail. (3) The resultant is NOT simply the arithmetic sum of the magnitudes — direction changes the outcome. Students confirm that the single-journey distance (resultant magnitude) from CBD to Gigiri is less than the total distance travelled (|**a**| + |**b**|) — a real-world insight connecting to triangle inequality.</w:t>
+              <w:t xml:space="preserve">The resultant vector is the single displacement vector from the tail of the first vector to the tip of the last vector; it can be found geometrically using the triangle law (tip-to-tail) or the parallelogram law, and algebraically by adding the corresponding components of column vectors (r = a + b).</w:t>
             </w:r>
           </w:p>
         </w:tc>
@@ -926,7 +926,7 @@
                 <w:sz w:val="18"/>
                 <w:szCs w:val="18"/>
               </w:rPr>
-              <w:t xml:space="preserve">Teacher models the tip-to-tail construction on the board using the CBD→Westlands→Gigiri scenario on a scaled grid (1 cm = 1 km). Step 1: Draw **a** (CBD to Westlands). Step 2: Place tail of **b** at tip of **a** (Westlands to Gigiri). Step 3: Draw the resultant **r** = **a** + **b** from CBD to Gigiri. Measure |**r**|; compare to |**a**| + |**b**|. Ask: 'If the matatu drove directly from CBD to Gigiri, would it travel the same total distance as via Westlands?' (WAIT 30 seconds; cold-call 3 students.) Then demonstrate commutativity by reversing the order (**b** first, then **a**) and showing the same resultant. Pedagogical note: Students frequently confuse the resultant with the longest side — stress that the resultant joins start to finish, not the longest segment. Use the DQB to record: 'We can now explain WHY two matatus of the same distance end up in different places, AND find where a two-leg journey ends up.'</w:t>
+              <w:t xml:space="preserve">The reason two matatu drivers both travelling 8 km from Kencom CBD arrive at completely different destinations (Westlands vs South B) is that their displacement vectors point in different directions — the resultant of each driver's journey vectors, not the scalar total distance, determines the final destination.</w:t>
             </w:r>
           </w:p>
         </w:tc>
@@ -1011,7 +1011,7 @@
                 <w:sz w:val="18"/>
                 <w:szCs w:val="18"/>
               </w:rPr>
-              <w:t xml:space="preserve">Students observe what happens to a vector arrow when it is multiplied by different scalars: 2**a**, ½**a**, −1**a**, −2**a**. On grid paper, students draw the original vector **a** representing a matatu displacement and then construct each scaled version, comparing lengths and directions. They record their observations in a table noting magnitude change and direction change for each multiplier.</w:t>
+              <w:t xml:space="preserve">On a Nairobi-style 1 cm grid, learners drew four scaled versions of displacement vector d = (2,1)ᵀ: the vectors 3d, ½d, −d, and −2d, starting from Kencom Bus Stop. They recorded each result in a table showing the column vector, magnitude, direction relative to d, and line of action.</w:t>
             </w:r>
           </w:p>
         </w:tc>
@@ -1043,7 +1043,7 @@
                 <w:sz w:val="18"/>
                 <w:szCs w:val="18"/>
               </w:rPr>
-              <w:t xml:space="preserve">Students learn that SCALAR MULTIPLICATION scales a vector's magnitude by the absolute value of the scalar while affecting direction based on the sign: (1) If k &gt; 0, the new vector k**a** points in the same direction as **a** with magnitude k|**a**|. (2) If k &lt; 0, the new vector k**a** points in the opposite direction with magnitude |k||**a**|. (3) If k = 0, the result is the zero vector. VECTOR SUBTRACTION is defined as adding the negative: **a** − **b** = **a** + (−**b**). Geometrically, −**b** is drawn by reversing the arrowhead of **b**, then added tip-to-tail. Students also learn that PARALLEL VECTORS lie on the same or parallel lines and that any scalar multiple of a vector is parallel to the original — a concept critical for later work on collinearity.</w:t>
+              <w:t xml:space="preserve">Multiplying a vector by a scalar k changes its magnitude by the factor |k| but keeps it on the same line of action. A positive k preserves the direction; a negative k reverses it. Vector subtraction a − b is the same as adding the negative vector: a + (−b). These rules allow us to describe repeated, halved, or reversed boda-boda and matatu journeys precisely.</w:t>
             </w:r>
           </w:p>
         </w:tc>
@@ -1075,7 +1075,7 @@
                 <w:sz w:val="18"/>
                 <w:szCs w:val="18"/>
               </w:rPr>
-              <w:t xml:space="preserve">Teacher uses the matatu context: 'If one matatu completes the journey CBD→Westlands once, what does 2 times that vector mean? What does ½ times mean?' (WAIT 20 seconds; cold-call 2 students.) Draw 2**a** (double length, same direction) and ½**a** (half length, same direction) on the board. Then ask: 'What does it mean for a matatu to travel −**a**?' Establish it means the return journey. Model vector subtraction: 'A matatu travels **a** then we subtract **b** — meaning it effectively reverses the **b** leg and adds it.' Construct **a** − **b** geometrically. Pedagogical note: Students often struggle with negative scalar multiplication conflating 'smaller' with 'negative' — use the return matatu journey analogy consistently. Collinearity will resurface in Lesson 6; plant the idea now by asking: 'If 3**a** and **a** are parallel, what does that say about the lines they lie on?'</w:t>
+              <w:t xml:space="preserve">The results are explained by the definition of scalar multiplication: kd is a vector whose components are each multiplied by k, so its magnitude scales by |k| and its direction is determined by the sign of k. Subtraction works because −b is a vector of the same magnitude as b but in the opposite direction, and adding it to a gives the vector from the tip of b to the tip of a.</w:t>
             </w:r>
           </w:p>
         </w:tc>
@@ -1160,7 +1160,7 @@
                 <w:sz w:val="18"/>
                 <w:szCs w:val="18"/>
               </w:rPr>
-              <w:t xml:space="preserve">Students observe a coordinate grid overlaid on a simplified Nairobi map with the CBD at the origin. Various landmarks (Westlands, South B, Gigiri, Uhuru Park, Industrial Area) are plotted as points. Students read off the horizontal and vertical components needed to travel from the origin to each landmark and record them as ordered pairs. They compare these component pairs to the arrows drawn in earlier lessons.</w:t>
+              <w:t xml:space="preserve">On a Nairobi coordinate grid with Kencom Bus Stop at the origin, we plotted position vectors OA⃗ to KICC at (2,3) and OB⃗ to Uhuru Park at (−1,2). We drew the arrows and placed the column vector notation beside each. We also looked at the two original matatu routes from Kencom — the Westlands route ending near (6,5) and the South B route ending near (−4,−6) — and wrote their column vectors side by side.</w:t>
             </w:r>
           </w:p>
         </w:tc>
@@ -1192,7 +1192,7 @@
                 <w:sz w:val="18"/>
                 <w:szCs w:val="18"/>
               </w:rPr>
-              <w:t xml:space="preserve">Students learn that a COLUMN VECTOR expresses a displacement as a vertical pair of numbers: the top component gives horizontal movement (positive = east/right, negative = west/left) and the bottom component gives vertical movement (positive = north/up, negative = south/down). Written as a 2×1 column matrix, e.g., **a** = (3 above −2) means '3 units east and 2 units south.' A POSITION VECTOR locates a point relative to a fixed origin O; the position vector of point P is written →OP. The displacement vector from point A to point B is →AB = position vector of B minus position vector of A = **b** − **a**. Column vectors are added and subtracted component-by-component. Students convert all previous Nairobi landmark journeys into column vector notation.</w:t>
+              <w:t xml:space="preserve">A column vector writes a displacement as a vertical pair of numbers: the top number gives horizontal movement (positive = east, negative = west) and the bottom number gives vertical movement (positive = north, negative = south). A position vector OA⃗ gives the location of point A relative to origin O. To find the vector from A to B we use AB⃗ = OB⃗ − OA⃗, subtracting the components. The two matatu drivers' journeys have completely different column vectors — (6;5) versus (−4;−6) — which is exactly why they arrived at different destinations even if their distances were similar.</w:t>
             </w:r>
           </w:p>
         </w:tc>
@@ -1224,7 +1224,7 @@
                 <w:sz w:val="18"/>
                 <w:szCs w:val="18"/>
               </w:rPr>
-              <w:t xml:space="preserve">Teacher sets up a coordinate grid (x = east–west, y = north–south) with origin at CBD. Plot Westlands at approximately (−3, 2) and South B at (1, −3). Ask: 'Write a column vector for the journey CBD to Westlands and a column vector for CBD to South B. Are they the same?' (WAIT 30 seconds; cold-call 3 students.) Both have magnitude close to √13 ≈ 3.6 km (scale dependent) but completely different column vectors — powerfully demonstrating the driving question answer in algebraic form. Introduce position vectors: →O(Westlands) = (−3 above 2). Then pose: 'If I know position vector of Westlands and position vector of Gigiri, how do I find the displacement vector from Westlands to Gigiri?' Guide students to →(Westlands→Gigiri) = **g** − **w**. Pedagogical note: The column vector representation is the algebraic payoff of the entire unit. Ensure students physically write component-by-component addition — do NOT allow diagonal 'shortcut' arrow addition at this stage without formal justification.</w:t>
+              <w:t xml:space="preserve">Distance alone (a scalar) cannot distinguish two journeys that start at the same point — it tells you HOW FAR but not WHERE. A column vector captures BOTH the magnitude and direction of a displacement in a single algebraic object. Because the Westlands matatu moves predominantly east and north while the South B matatu moves west and south, their column vectors point in opposite directions. This is the mathematical reason two matatu drivers travelling the same distance from Kencom arrive at completely different destinations: their displacement column vectors are different, not just their distances.</w:t>
             </w:r>
           </w:p>
         </w:tc>
@@ -1277,7 +1277,7 @@
                 <w:sz w:val="18"/>
                 <w:szCs w:val="18"/>
               </w:rPr>
-              <w:t xml:space="preserve">Magnitude of a Vector and Collinearity — How Far and Are We on the Same Road?</w:t>
+              <w:t xml:space="preserve">Magnitude &amp; Midpoint — How Far Is the Fishing Ground, and Where Is the Halfway Mark?</w:t>
             </w:r>
           </w:p>
         </w:tc>
@@ -1309,7 +1309,7 @@
                 <w:sz w:val="18"/>
                 <w:szCs w:val="18"/>
               </w:rPr>
-              <w:t xml:space="preserve">Students observe three matatu stops plotted on a coordinate grid. They are told that Stop A, Stop B, and Stop C might all lie on the same matatu route (the same straight road) or might not. Students calculate the column vectors →AB and →AC and examine whether one is a scalar multiple of the other. They also use a ruler to check whether the three points are visually collinear, then reconcile their visual and algebraic findings.</w:t>
+              <w:t xml:space="preserve">Learners observed that the right-angled triangle formed by the horizontal and vertical components of a column vector has a hypotenuse whose length is exactly the straight-line displacement distance — and that applying Pythagoras' theorem to the two matatu column vectors from Lesson 5 gives magnitudes of approximately 7.8 km and 7.2 km, confirming the '8 km' labels on the phenomenon map. Learners also observed, on a coordinate grid, that the midpoint of a displacement vector from A to B lies at the average of the corresponding coordinates.</w:t>
             </w:r>
           </w:p>
         </w:tc>
@@ -1341,7 +1341,7 @@
                 <w:sz w:val="18"/>
                 <w:szCs w:val="18"/>
               </w:rPr>
-              <w:t xml:space="preserve">Students learn two closely linked concepts: (1) The MAGNITUDE of a column vector (x above y) is calculated using Pythagoras: |**v**| = √(x² + y²), giving the actual straight-line distance of the displacement. This links vector notation back to metric distance. (2) Three points A, B, C are COLLINEAR (lie on the same straight line) if and only if →AB = k·→AC for some scalar k — meaning the two vectors are parallel and share point A. Students practise both skills using Nairobi-themed coordinate problems: finding distances between landmarks and determining whether three bus stops lie on the same route. The concept of collinearity consolidates scalar multiplication from Lesson 4 and column vectors from Lesson 5.</w:t>
+              <w:t xml:space="preserve">The magnitude of a column vector v = (x; y) is |v| = √(x² + y²), derived from Pythagoras' theorem; this scalar value tells us how far a displacement is in a straight line but discards direction entirely. The midpoint M of the journey from point A(x_A; y_A) to point B(x_B; y_B) is M = ((x_A + x_B)/2 ; (y_A + y_B)/2), giving the exact halfway position along the displacement. A negative component does not affect the magnitude because squaring always produces a positive value.</w:t>
             </w:r>
           </w:p>
         </w:tc>
@@ -1373,7 +1373,7 @@
                 <w:sz w:val="18"/>
                 <w:szCs w:val="18"/>
               </w:rPr>
-              <w:t xml:space="preserve">Teacher poses: 'Nairobi Expressway has three toll points. Their position vectors from the CBD are **a** = (2 above 1), **b** = (4 above 2), **c** = (7 above 4). Are they collinear — on the same straight road?' (WAIT 45 seconds for student working; cold-call 2 students to share methods.) Calculate →AB = **b** − **a** = (2 above 1) and →AC = **c** − **a** = (5 above 3). Check: is (5 above 3) = k·(2 above 1)? This requires 5 = 2k AND 3 = k — inconsistent, so NOT collinear. Then adjust **c** to (6 above 3) and redo — now →AC = (4 above 2) = 2·(2 above 1) ✓, confirming collinearity. Also compute |→AB| = √(4+1) = √5. Pedagogical note: Students frequently test collinearity by checking only one component ratio. Insist they verify BOTH components give the same scalar k. This rigour pays dividends in examination questions.</w:t>
+              <w:t xml:space="preserve">The '8 km' labels on the matatu map are the magnitudes of the two displacement vectors — they confirm that both drivers travel the same straight-line distance from Kencom Bus Stop. However, magnitude alone cannot determine destination: the Westlands vector (6; 5) and the South B vector (−4; −6) have almost identical magnitudes (~7.8 km and ~7.2 km) but point in completely different directions, producing completely different endpoints and different midpoints along the way. This proves that a scalar (8 km) is insufficient to describe a journey — you need the full vector, with both magnitude AND direction, which is exactly what the driving question demands.</w:t>
             </w:r>
           </w:p>
         </w:tc>
@@ -1458,7 +1458,7 @@
                 <w:sz w:val="18"/>
                 <w:szCs w:val="18"/>
               </w:rPr>
-              <w:t xml:space="preserve">Students observe a triangle drawn on a coordinate grid representing, for example, a triangular plot of land near Uhuru Park. The teacher applies a translation vector (3 above −2), and a new triangle appears on the grid. Students compare the original and image triangles, recording coordinates, side lengths, angles, and orientation. They note what changes and what stays the same after the translation.</w:t>
+              <w:t xml:space="preserve">On the Cartesian plane, when triangle KNB was translated by vector (4 over 2), every vertex — K, N, and B — shifted by exactly the same vector arrow, landing at K', N', B'. Similarly, all four vertices of quadrilateral MJUA shifted by the same vector. Road arrows on the Nairobi street-grid handout all pointed in the same direction and represented the same column vector.</w:t>
             </w:r>
           </w:p>
         </w:tc>
@@ -1490,7 +1490,7 @@
                 <w:sz w:val="18"/>
                 <w:szCs w:val="18"/>
               </w:rPr>
-              <w:t xml:space="preserve">Students learn that a TRANSLATION is a geometric transformation that moves every point of an object by the same translation vector **t** = (a above b), so that if a point has coordinates (x, y), its image has coordinates (x + a, y + b). Key properties of translation: (1) Shape and size are preserved (the transformation is an isometry). (2) Orientation is preserved — the image is not flipped or rotated. (3) The object and image are congruent. (4) Every point moves by the same vector — the object 'slides' without turning. Students connect this to the matatu context: every passenger on the matatu undergoes the same displacement vector regardless of where they started seated. Students also practise finding the translation vector given an object and its image by subtracting corresponding coordinate pairs.</w:t>
+              <w:t xml:space="preserve">A translation moves every point of an object by the same translation vector, preserving shape and size but changing position. The translation vector can be found by subtracting the position vector of an object point from the position vector of its corresponding image point: t = image position vector − object position vector. Road directional arrows are real-world examples of translation vectors applied uniformly to all road users.</w:t>
             </w:r>
           </w:p>
         </w:tc>
@@ -1522,7 +1522,7 @@
                 <w:sz w:val="18"/>
                 <w:szCs w:val="18"/>
               </w:rPr>
-              <w:t xml:space="preserve">Teacher draws triangle PQR with P(1,1), Q(4,1), R(1,4) on the board grid. Apply translation vector **t** = (3 above −2). Ask students to calculate image coordinates before the teacher plots them: P′(4,−1), Q′(7,−1), R′(4,2). (WAIT 40 seconds; cold-call 3 students.) Plot and confirm. Ask: 'What stayed the same? What changed?' (Side lengths ✓, angles ✓, orientation ✓; position ✗.) Then reverse the task: show triangle and its image, ask students to find **t** by computing image-minus-object for one vertex. Pose extension: 'If the matatu translation **t** takes the triangular Jomo Kenyatta Memorial Park footprint to a new position — what single vector undoes this move?' (−**t**.) Pedagogical note: Translation is students' first encounter with vectors as transformations, not just journeys. Emphasise the dual role of the column vector: it is simultaneously a displacement description AND a transformation instruction.</w:t>
+              <w:t xml:space="preserve">The two matatu drivers both travelled 8 km from Kencom Bus Stop but ended at different destinations because they followed different translation vectors — not just different distances. One driver's journey vector pointed north-east toward Westlands; the other pointed south toward South B. A scalar (distance = 8 km) cannot distinguish these journeys. Only a vector — capturing both magnitude and direction — completely describes where you will end up. Translation as a transformation makes this mathematically precise: every point of the matatu (or any object) is shifted by the same vector, which is why direction is the deciding factor in the final destination.</w:t>
             </w:r>
           </w:p>
         </w:tc>
@@ -1607,7 +1607,7 @@
                 <w:sz w:val="18"/>
                 <w:szCs w:val="18"/>
               </w:rPr>
-              <w:t xml:space="preserve">Students revisit the full sequence of matatu journey scenarios from all previous lessons, now set in Nakuru town for a fresh application context. They observe a multi-leg journey: CBD Nakuru → Milimani Estate → Lake Nakuru National Park Gate → Accommodation Camp. Each leg is given as a column vector. Students draw the complete journey on a coordinate grid, find the overall resultant vector, calculate the straight-line distance from start to camp, and verify whether any three of the stops are collinear.</w:t>
+              <w:t xml:space="preserve">Learners traced a three-leg boda-boda/matatu journey on a sketch map of Nakuru town (CBD Terminus → Westside Mall → ASK Showground → Lake Nakuru Viewpoint), colour-coding each leg and noting that the total path distance and the straight-line displacement from start to finish are not the same quantity.</w:t>
             </w:r>
           </w:p>
         </w:tc>
@@ -1639,7 +1639,7 @@
                 <w:sz w:val="18"/>
                 <w:szCs w:val="18"/>
               </w:rPr>
-              <w:t xml:space="preserve">Students confirm and consolidate the full conceptual arc of the sub-strand: (1) Scalars describe magnitude only; vectors describe magnitude AND direction. (2) Vectors are represented as directed arrows or column vectors. (3) Vectors are added using the tip-to-tail method or component-by-component addition of column vectors. (4) Scalar multiplication scales magnitude and can reverse direction. (5) The magnitude of a column vector is found using Pythagoras' theorem. (6) Position vectors locate points relative to an origin; displacement vectors →AB = **b** − **a**. (7) Collinearity is confirmed algebraically when →AB = k·→AC. (8) A translation vector moves every point of a shape by the same displacement, preserving congruence. The driving question is answered fully: two journeys of equal distance diverge because distance is a scalar — only by specifying a vector (magnitude + direction, or a column vector) can a journey be described completely.</w:t>
+              <w:t xml:space="preserve">Learners confirmed that each leg of a journey can be expressed as a column vector capturing both magnitude and direction; that column vectors are added component-wise to give the resultant displacement vector; that the magnitude of the resultant is found using Pythagoras' theorem; that the midpoint vector is the average of the start and end position vectors; and that the translation vector mapping start to finish is identical to the resultant displacement vector — together proving that scalar distance alone cannot locate a destination.</w:t>
             </w:r>
           </w:p>
         </w:tc>
@@ -1671,7 +1671,7 @@
                 <w:sz w:val="18"/>
                 <w:szCs w:val="18"/>
               </w:rPr>
-              <w:t xml:space="preserve">Teacher facilitates a structured gallery-walk model-build: student pairs post their cumulative vector model (started in Lesson 1, revised each lesson) on the wall. Each model should show the Nairobi/Nakuru map with labelled arrows, column vector expressions for each leg, the resultant, magnitude calculation, and a translation example. Teacher circulates with three focus questions: (1) 'Point to where your model shows WHY equal distances lead to different destinations.' (2) 'Show me how your column vectors are added component-by-component.' (3) 'Where does your model show that translation preserves shape?' (WAIT 2 minutes per pair; cold-call 4 pairs to share one insight each.) Close with a whole-class return to the driving question — nominate one student to give the complete explanation aloud (cold-call, WAIT 60 seconds for preparation). Pedagogical note: Assess model completeness against an 8-criterion checklist (one per lesson concept). Reward models that explicitly label the distinction between scalar (distance) and vector (displacement) — this is the heart of the entire sub-strand and the anchor of the driving question.</w:t>
+              <w:t xml:space="preserve">Learners wrote a Final DQB Answer resolving the anchoring phenomenon: the two matatu drivers from Kencom both travelled 8 km (equal scalars) but in different directions, producing different displacement vectors and therefore entirely different endpoints. A vector — encoding both magnitude and direction in column form — is the precise mathematical tool needed to describe a journey completely, predict a destination, and define the translation that maps one location to another.</w:t>
             </w:r>
           </w:p>
         </w:tc>
@@ -1795,7 +1795,7 @@
         </w:rPr>
         <w:t xml:space="preserve">© 2026 SeaVuria and ARES. This work is licensed under a </w:t>
       </w:r>
-      <w:hyperlink w:history="1" r:id="rIdhrkjstfz6o61_jpjt08rh">
+      <w:hyperlink w:history="1" r:id="rIdigfmusefmek5wuzncb1fm">
         <w:r>
           <w:rPr>
             <w:rFonts w:ascii="Arial" w:cs="Arial" w:eastAsia="Arial" w:hAnsi="Arial"/>
@@ -1815,7 +1815,7 @@
         </w:rPr>
         <w:t xml:space="preserve"> (</w:t>
       </w:r>
-      <w:hyperlink w:history="1" r:id="rIdqmij8rm6xlr4hhup9ty0v">
+      <w:hyperlink w:history="1" r:id="rIdpnu_ykyblgtfkhmw8fgap">
         <w:r>
           <w:rPr>
             <w:rFonts w:ascii="Arial" w:cs="Arial" w:eastAsia="Arial" w:hAnsi="Arial"/>
@@ -1835,7 +1835,7 @@
         </w:rPr>
         <w:t xml:space="preserve">). To view a copy of this license, visit </w:t>
       </w:r>
-      <w:hyperlink w:history="1" r:id="rIdrtozqatn7sq3djrzgxvml">
+      <w:hyperlink w:history="1" r:id="rId7xzpoaarmg2hzi5su0zuc">
         <w:r>
           <w:rPr>
             <w:rFonts w:ascii="Arial" w:cs="Arial" w:eastAsia="Arial" w:hAnsi="Arial"/>

--- a/data/outputs/v2/Core_Mathematics/SS2.8_Vectors/Core_Mathematics_Vectors_SummaryTable.docx
+++ b/data/outputs/v2/Core_Mathematics/SS2.8_Vectors/Core_Mathematics_Vectors_SummaryTable.docx
@@ -713,7 +713,7 @@
                 <w:sz w:val="18"/>
                 <w:szCs w:val="18"/>
               </w:rPr>
-              <w:t xml:space="preserve">Learners observed that the two matatu journeys from Kencom — both 8 km long — produce two visibly distinct arrows on the Nairobi grid: one pointing north-west toward Westlands and one pointing south toward South B. They observed that moving a vector arrow to a new position on the Cartesian grid does not change the vector itself, as long as direction and length are preserved.</w:t>
+              <w:t xml:space="preserve">Learners observed that the two matatu journeys from Kencom — both 8 km long — produce two visibly distinct arrows on the Nairobi grid: one pointing north-west toward Westlands and one pointing south-east toward South B. They observed that moving a vector arrow to a new position on the Cartesian grid does not change the vector itself, as long as direction and length are preserved.</w:t>
             </w:r>
           </w:p>
         </w:tc>
@@ -1160,7 +1160,7 @@
                 <w:sz w:val="18"/>
                 <w:szCs w:val="18"/>
               </w:rPr>
-              <w:t xml:space="preserve">On a Nairobi coordinate grid with Kencom Bus Stop at the origin, we plotted position vectors OA⃗ to KICC at (2,3) and OB⃗ to Uhuru Park at (−1,2). We drew the arrows and placed the column vector notation beside each. We also looked at the two original matatu routes from Kencom — the Westlands route ending near (6,5) and the South B route ending near (−4,−6) — and wrote their column vectors side by side.</w:t>
+              <w:t xml:space="preserve">On a Nairobi coordinate grid with Kencom Bus Stop at the origin, we plotted position vectors OA⃗ to KICC at (2,3) and OB⃗ to Uhuru Park at (−1,2). We drew the arrows and placed the column vector notation beside each. We also looked at the two original matatu routes from Kencom — the Westlands route ending near (−6,5) and the South B route ending near (4,−6) — and wrote their column vectors side by side.</w:t>
             </w:r>
           </w:p>
         </w:tc>
@@ -1192,7 +1192,7 @@
                 <w:sz w:val="18"/>
                 <w:szCs w:val="18"/>
               </w:rPr>
-              <w:t xml:space="preserve">A column vector writes a displacement as a vertical pair of numbers: the top number gives horizontal movement (positive = east, negative = west) and the bottom number gives vertical movement (positive = north, negative = south). A position vector OA⃗ gives the location of point A relative to origin O. To find the vector from A to B we use AB⃗ = OB⃗ − OA⃗, subtracting the components. The two matatu drivers' journeys have completely different column vectors — (6;5) versus (−4;−6) — which is exactly why they arrived at different destinations even if their distances were similar.</w:t>
+              <w:t xml:space="preserve">A column vector writes a displacement as a vertical pair of numbers: the top number gives horizontal movement (positive = east, negative = west) and the bottom number gives vertical movement (positive = north, negative = south). A position vector OA⃗ gives the location of point A relative to origin O. To find the vector from A to B we use AB⃗ = OB⃗ − OA⃗, subtracting the components. The two matatu drivers' journeys have completely different column vectors — (−6;5) versus (4;−6) — which is exactly why they arrived at different destinations even if their distances were similar.</w:t>
             </w:r>
           </w:p>
         </w:tc>
@@ -1224,7 +1224,7 @@
                 <w:sz w:val="18"/>
                 <w:szCs w:val="18"/>
               </w:rPr>
-              <w:t xml:space="preserve">Distance alone (a scalar) cannot distinguish two journeys that start at the same point — it tells you HOW FAR but not WHERE. A column vector captures BOTH the magnitude and direction of a displacement in a single algebraic object. Because the Westlands matatu moves predominantly east and north while the South B matatu moves west and south, their column vectors point in opposite directions. This is the mathematical reason two matatu drivers travelling the same distance from Kencom arrive at completely different destinations: their displacement column vectors are different, not just their distances.</w:t>
+              <w:t xml:space="preserve">Distance alone (a scalar) cannot distinguish two journeys that start at the same point — it tells you HOW FAR but not WHERE. A column vector captures BOTH the magnitude and direction of a displacement in a single algebraic object. Because the Westlands matatu moves predominantly west and north while the South B matatu moves east and south, their column vectors point in opposite directions. This is the mathematical reason two matatu drivers travelling the same distance from Kencom arrive at completely different destinations: their displacement column vectors are different, not just their distances.</w:t>
             </w:r>
           </w:p>
         </w:tc>
@@ -1309,7 +1309,7 @@
                 <w:sz w:val="18"/>
                 <w:szCs w:val="18"/>
               </w:rPr>
-              <w:t xml:space="preserve">Learners observed that the right-angled triangle formed by the horizontal and vertical components of a column vector has a hypotenuse whose length is exactly the straight-line displacement distance — and that applying Pythagoras' theorem to the two matatu column vectors from Lesson 5 gives magnitudes of approximately 7.8 km and 7.2 km, confirming the '8 km' labels on the phenomenon map. Learners also observed, on a coordinate grid, that the midpoint of a displacement vector from A to B lies at the average of the corresponding coordinates.</w:t>
+              <w:t xml:space="preserve">Learners observed that the right-angled triangle formed by the horizontal and vertical components of a column vector has a hypotenuse whose length is exactly the straight-line displacement distance — and that applying Pythagoras' theorem to the two matatu column vectors from Lesson 5 gives magnitudes of approximately 7.8 km and 7.2 km, close to the '8 km' labels on the phenomenon map. Learners also observed, on a coordinate grid, that the midpoint of a displacement vector from A to B lies at the average of the corresponding coordinates.</w:t>
             </w:r>
           </w:p>
         </w:tc>
@@ -1373,7 +1373,7 @@
                 <w:sz w:val="18"/>
                 <w:szCs w:val="18"/>
               </w:rPr>
-              <w:t xml:space="preserve">The '8 km' labels on the matatu map are the magnitudes of the two displacement vectors — they confirm that both drivers travel the same straight-line distance from Kencom Bus Stop. However, magnitude alone cannot determine destination: the Westlands vector (6; 5) and the South B vector (−4; −6) have almost identical magnitudes (~7.8 km and ~7.2 km) but point in completely different directions, producing completely different endpoints and different midpoints along the way. This proves that a scalar (8 km) is insufficient to describe a journey — you need the full vector, with both magnitude AND direction, which is exactly what the driving question demands.</w:t>
+              <w:t xml:space="preserve">The '8 km' labels on the matatu map are the magnitudes of the two displacement vectors — they confirm that both drivers travel the same straight-line distance from Kencom Bus Stop. However, magnitude alone cannot determine destination: the Westlands vector (−6; 5) and the South B vector (4; −6) have similar magnitudes (~7.8 km and ~7.2 km) but point in completely different directions, producing completely different endpoints and different midpoints along the way. This proves that a scalar (8 km) is insufficient to describe a journey — you need the full vector, with both magnitude AND direction, which is exactly what the driving question demands.</w:t>
             </w:r>
           </w:p>
         </w:tc>
@@ -1522,7 +1522,7 @@
                 <w:sz w:val="18"/>
                 <w:szCs w:val="18"/>
               </w:rPr>
-              <w:t xml:space="preserve">The two matatu drivers both travelled 8 km from Kencom Bus Stop but ended at different destinations because they followed different translation vectors — not just different distances. One driver's journey vector pointed north-east toward Westlands; the other pointed south toward South B. A scalar (distance = 8 km) cannot distinguish these journeys. Only a vector — capturing both magnitude and direction — completely describes where you will end up. Translation as a transformation makes this mathematically precise: every point of the matatu (or any object) is shifted by the same vector, which is why direction is the deciding factor in the final destination.</w:t>
+              <w:t xml:space="preserve">The two matatu drivers both travelled 8 km from Kencom Bus Stop but ended at different destinations because they followed different translation vectors — not just different distances. One driver's journey vector pointed north-west toward Westlands; the other pointed south-east toward South B. A scalar (distance = 8 km) cannot distinguish these journeys. Only a vector — capturing both magnitude and direction — completely describes where you will end up. Translation as a transformation makes this mathematically precise: every point of the matatu (or any object) is shifted by the same vector, which is why direction is the deciding factor in the final destination.</w:t>
             </w:r>
           </w:p>
         </w:tc>
@@ -1795,7 +1795,7 @@
         </w:rPr>
         <w:t xml:space="preserve">© 2026 SeaVuria and ARES. This work is licensed under a </w:t>
       </w:r>
-      <w:hyperlink w:history="1" r:id="rIdigfmusefmek5wuzncb1fm">
+      <w:hyperlink w:history="1" r:id="rIdbsp-urlsvmzfpjiexifrq">
         <w:r>
           <w:rPr>
             <w:rFonts w:ascii="Arial" w:cs="Arial" w:eastAsia="Arial" w:hAnsi="Arial"/>
@@ -1815,7 +1815,7 @@
         </w:rPr>
         <w:t xml:space="preserve"> (</w:t>
       </w:r>
-      <w:hyperlink w:history="1" r:id="rIdpnu_ykyblgtfkhmw8fgap">
+      <w:hyperlink w:history="1" r:id="rIdzsk0h9pboxonshicaydeb">
         <w:r>
           <w:rPr>
             <w:rFonts w:ascii="Arial" w:cs="Arial" w:eastAsia="Arial" w:hAnsi="Arial"/>
@@ -1835,7 +1835,7 @@
         </w:rPr>
         <w:t xml:space="preserve">). To view a copy of this license, visit </w:t>
       </w:r>
-      <w:hyperlink w:history="1" r:id="rId7xzpoaarmg2hzi5su0zuc">
+      <w:hyperlink w:history="1" r:id="rIdsnvd0sjvtyqm2ezxm10vj">
         <w:r>
           <w:rPr>
             <w:rFonts w:ascii="Arial" w:cs="Arial" w:eastAsia="Arial" w:hAnsi="Arial"/>

--- a/data/outputs/v2/Core_Mathematics/SS2.8_Vectors/Core_Mathematics_Vectors_SummaryTable.docx
+++ b/data/outputs/v2/Core_Mathematics/SS2.8_Vectors/Core_Mathematics_Vectors_SummaryTable.docx
@@ -1373,7 +1373,7 @@
                 <w:sz w:val="18"/>
                 <w:szCs w:val="18"/>
               </w:rPr>
-              <w:t xml:space="preserve">The '8 km' labels on the matatu map are the magnitudes of the two displacement vectors — they confirm that both drivers travel the same straight-line distance from Kencom Bus Stop. However, magnitude alone cannot determine destination: the Westlands vector (−6; 5) and the South B vector (4; −6) have similar magnitudes (~7.8 km and ~7.2 km) but point in completely different directions, producing completely different endpoints and different midpoints along the way. This proves that a scalar (8 km) is insufficient to describe a journey — you need the full vector, with both magnitude AND direction, which is exactly what the driving question demands.</w:t>
+              <w:t xml:space="preserve">The '8 km' labels on the matatu map are the magnitudes of the two displacement vectors — they confirm that both drivers travel roughly the same straight-line distance from Kencom Bus Stop. However, magnitude alone cannot determine destination: the Westlands vector (−6; 5) and the South B vector (4; −6) have similar magnitudes (~7.8 km and ~7.2 km) but point in completely different directions, producing completely different endpoints and different midpoints along the way. This proves that a scalar (8 km) is insufficient to describe a journey — you need the full vector, with both magnitude AND direction, which is exactly what the driving question demands.</w:t>
             </w:r>
           </w:p>
         </w:tc>
@@ -1795,7 +1795,7 @@
         </w:rPr>
         <w:t xml:space="preserve">© 2026 SeaVuria and ARES. This work is licensed under a </w:t>
       </w:r>
-      <w:hyperlink w:history="1" r:id="rIdbsp-urlsvmzfpjiexifrq">
+      <w:hyperlink w:history="1" r:id="rIddcd2dkm8kcfgdo3feop0e">
         <w:r>
           <w:rPr>
             <w:rFonts w:ascii="Arial" w:cs="Arial" w:eastAsia="Arial" w:hAnsi="Arial"/>
@@ -1815,7 +1815,7 @@
         </w:rPr>
         <w:t xml:space="preserve"> (</w:t>
       </w:r>
-      <w:hyperlink w:history="1" r:id="rIdzsk0h9pboxonshicaydeb">
+      <w:hyperlink w:history="1" r:id="rIdktyjeha3dbbdar8id42mz">
         <w:r>
           <w:rPr>
             <w:rFonts w:ascii="Arial" w:cs="Arial" w:eastAsia="Arial" w:hAnsi="Arial"/>
@@ -1835,7 +1835,7 @@
         </w:rPr>
         <w:t xml:space="preserve">). To view a copy of this license, visit </w:t>
       </w:r>
-      <w:hyperlink w:history="1" r:id="rIdsnvd0sjvtyqm2ezxm10vj">
+      <w:hyperlink w:history="1" r:id="rIdxf3jkmglbdc93cundxcqv">
         <w:r>
           <w:rPr>
             <w:rFonts w:ascii="Arial" w:cs="Arial" w:eastAsia="Arial" w:hAnsi="Arial"/>

--- a/data/outputs/v2/Core_Mathematics/SS2.8_Vectors/Core_Mathematics_Vectors_SummaryTable.docx
+++ b/data/outputs/v2/Core_Mathematics/SS2.8_Vectors/Core_Mathematics_Vectors_SummaryTable.docx
@@ -1795,7 +1795,7 @@
         </w:rPr>
         <w:t xml:space="preserve">© 2026 SeaVuria and ARES. This work is licensed under a </w:t>
       </w:r>
-      <w:hyperlink w:history="1" r:id="rIddcd2dkm8kcfgdo3feop0e">
+      <w:hyperlink w:history="1" r:id="rIda_c5zjqxizzls7v0ahe63">
         <w:r>
           <w:rPr>
             <w:rFonts w:ascii="Arial" w:cs="Arial" w:eastAsia="Arial" w:hAnsi="Arial"/>
@@ -1815,7 +1815,7 @@
         </w:rPr>
         <w:t xml:space="preserve"> (</w:t>
       </w:r>
-      <w:hyperlink w:history="1" r:id="rIdktyjeha3dbbdar8id42mz">
+      <w:hyperlink w:history="1" r:id="rIdyobpbwws9xy3ivwrw66ar">
         <w:r>
           <w:rPr>
             <w:rFonts w:ascii="Arial" w:cs="Arial" w:eastAsia="Arial" w:hAnsi="Arial"/>
@@ -1835,7 +1835,7 @@
         </w:rPr>
         <w:t xml:space="preserve">). To view a copy of this license, visit </w:t>
       </w:r>
-      <w:hyperlink w:history="1" r:id="rIdxf3jkmglbdc93cundxcqv">
+      <w:hyperlink w:history="1" r:id="rIdvzxtijbkqssltpglucoyf">
         <w:r>
           <w:rPr>
             <w:rFonts w:ascii="Arial" w:cs="Arial" w:eastAsia="Arial" w:hAnsi="Arial"/>

--- a/data/outputs/v2/Core_Mathematics/SS2.8_Vectors/Core_Mathematics_Vectors_SummaryTable.docx
+++ b/data/outputs/v2/Core_Mathematics/SS2.8_Vectors/Core_Mathematics_Vectors_SummaryTable.docx
@@ -1795,7 +1795,7 @@
         </w:rPr>
         <w:t xml:space="preserve">© 2026 SeaVuria and ARES. This work is licensed under a </w:t>
       </w:r>
-      <w:hyperlink w:history="1" r:id="rIda_c5zjqxizzls7v0ahe63">
+      <w:hyperlink w:history="1" r:id="rIdvgft5ohnwejwckiwl2nfd">
         <w:r>
           <w:rPr>
             <w:rFonts w:ascii="Arial" w:cs="Arial" w:eastAsia="Arial" w:hAnsi="Arial"/>
@@ -1815,7 +1815,7 @@
         </w:rPr>
         <w:t xml:space="preserve"> (</w:t>
       </w:r>
-      <w:hyperlink w:history="1" r:id="rIdyobpbwws9xy3ivwrw66ar">
+      <w:hyperlink w:history="1" r:id="rIdqvm4p8htlog3huh2dgfri">
         <w:r>
           <w:rPr>
             <w:rFonts w:ascii="Arial" w:cs="Arial" w:eastAsia="Arial" w:hAnsi="Arial"/>
@@ -1835,7 +1835,7 @@
         </w:rPr>
         <w:t xml:space="preserve">). To view a copy of this license, visit </w:t>
       </w:r>
-      <w:hyperlink w:history="1" r:id="rIdvzxtijbkqssltpglucoyf">
+      <w:hyperlink w:history="1" r:id="rIdhkjep1yuh5qnhtlzbqgvf">
         <w:r>
           <w:rPr>
             <w:rFonts w:ascii="Arial" w:cs="Arial" w:eastAsia="Arial" w:hAnsi="Arial"/>

--- a/data/outputs/v2/Core_Mathematics/SS2.8_Vectors/Core_Mathematics_Vectors_SummaryTable.docx
+++ b/data/outputs/v2/Core_Mathematics/SS2.8_Vectors/Core_Mathematics_Vectors_SummaryTable.docx
@@ -4,6 +4,7 @@
   <w:body>
     <w:p>
       <w:pPr>
+        <w:keepNext w:val="false"/>
         <w:spacing w:after="30" w:before="0"/>
         <w:jc w:val="center"/>
       </w:pPr>
@@ -23,6 +24,7 @@
     </w:p>
     <w:p>
       <w:pPr>
+        <w:keepNext w:val="false"/>
         <w:spacing w:after="60" w:before="0"/>
         <w:jc w:val="center"/>
       </w:pPr>
@@ -81,6 +83,7 @@
           </w:tcPr>
           <w:p>
             <w:pPr>
+              <w:keepNext w:val="false"/>
               <w:spacing w:after="40" w:before="0"/>
               <w:jc w:val="center"/>
             </w:pPr>
@@ -115,6 +118,7 @@
           </w:tcPr>
           <w:p>
             <w:pPr>
+              <w:keepNext w:val="false"/>
               <w:spacing w:after="40" w:before="0"/>
               <w:jc w:val="left"/>
             </w:pPr>
@@ -147,6 +151,7 @@
           </w:tcPr>
           <w:p>
             <w:pPr>
+              <w:keepNext w:val="false"/>
               <w:spacing w:after="40" w:before="0"/>
               <w:jc w:val="left"/>
             </w:pPr>
@@ -181,6 +186,7 @@
           </w:tcPr>
           <w:p>
             <w:pPr>
+              <w:keepNext w:val="false"/>
               <w:spacing w:after="40" w:before="0"/>
               <w:jc w:val="left"/>
             </w:pPr>
@@ -213,6 +219,7 @@
           </w:tcPr>
           <w:p>
             <w:pPr>
+              <w:keepNext w:val="false"/>
               <w:spacing w:after="40" w:before="0"/>
               <w:jc w:val="left"/>
             </w:pPr>
@@ -273,6 +280,7 @@
           </w:tcPr>
           <w:p>
             <w:pPr>
+              <w:keepNext w:val="false"/>
               <w:spacing w:after="40" w:before="0"/>
               <w:jc w:val="center"/>
             </w:pPr>
@@ -307,6 +315,7 @@
           </w:tcPr>
           <w:p>
             <w:pPr>
+              <w:keepNext w:val="false"/>
               <w:spacing w:after="40" w:before="0"/>
               <w:jc w:val="left"/>
             </w:pPr>
@@ -369,6 +378,7 @@
           </w:tcPr>
           <w:p>
             <w:pPr>
+              <w:keepNext w:val="false"/>
               <w:spacing w:after="40" w:before="0"/>
               <w:jc w:val="left"/>
             </w:pPr>
@@ -401,6 +411,7 @@
           </w:tcPr>
           <w:p>
             <w:pPr>
+              <w:keepNext w:val="false"/>
               <w:spacing w:after="40" w:before="0"/>
               <w:jc w:val="left"/>
             </w:pPr>
@@ -433,6 +444,7 @@
           </w:tcPr>
           <w:p>
             <w:pPr>
+              <w:keepNext w:val="false"/>
               <w:spacing w:after="40" w:before="0"/>
               <w:jc w:val="left"/>
             </w:pPr>
@@ -465,6 +477,7 @@
           </w:tcPr>
           <w:p>
             <w:pPr>
+              <w:keepNext w:val="false"/>
               <w:spacing w:after="40" w:before="0"/>
               <w:jc w:val="left"/>
             </w:pPr>
@@ -499,6 +512,7 @@
           </w:tcPr>
           <w:p>
             <w:pPr>
+              <w:keepNext w:val="false"/>
               <w:spacing w:after="40" w:before="0"/>
               <w:jc w:val="left"/>
             </w:pPr>
@@ -518,6 +532,7 @@
           </w:p>
           <w:p>
             <w:pPr>
+              <w:keepNext w:val="false"/>
               <w:spacing w:after="40" w:before="0"/>
               <w:jc w:val="left"/>
             </w:pPr>
@@ -550,6 +565,7 @@
           </w:tcPr>
           <w:p>
             <w:pPr>
+              <w:keepNext w:val="false"/>
               <w:spacing w:after="40" w:before="0"/>
               <w:jc w:val="left"/>
             </w:pPr>
@@ -582,6 +598,7 @@
           </w:tcPr>
           <w:p>
             <w:pPr>
+              <w:keepNext w:val="false"/>
               <w:spacing w:after="40" w:before="0"/>
               <w:jc w:val="left"/>
             </w:pPr>
@@ -614,6 +631,7 @@
           </w:tcPr>
           <w:p>
             <w:pPr>
+              <w:keepNext w:val="false"/>
               <w:spacing w:after="40" w:before="0"/>
               <w:jc w:val="left"/>
             </w:pPr>
@@ -648,6 +666,7 @@
           </w:tcPr>
           <w:p>
             <w:pPr>
+              <w:keepNext w:val="false"/>
               <w:spacing w:after="40" w:before="0"/>
               <w:jc w:val="left"/>
             </w:pPr>
@@ -667,6 +686,7 @@
           </w:p>
           <w:p>
             <w:pPr>
+              <w:keepNext w:val="false"/>
               <w:spacing w:after="40" w:before="0"/>
               <w:jc w:val="left"/>
             </w:pPr>
@@ -699,6 +719,7 @@
           </w:tcPr>
           <w:p>
             <w:pPr>
+              <w:keepNext w:val="false"/>
               <w:spacing w:after="40" w:before="0"/>
               <w:jc w:val="left"/>
             </w:pPr>
@@ -731,6 +752,7 @@
           </w:tcPr>
           <w:p>
             <w:pPr>
+              <w:keepNext w:val="false"/>
               <w:spacing w:after="40" w:before="0"/>
               <w:jc w:val="left"/>
             </w:pPr>
@@ -763,6 +785,7 @@
           </w:tcPr>
           <w:p>
             <w:pPr>
+              <w:keepNext w:val="false"/>
               <w:spacing w:after="40" w:before="0"/>
               <w:jc w:val="left"/>
             </w:pPr>
@@ -797,6 +820,7 @@
           </w:tcPr>
           <w:p>
             <w:pPr>
+              <w:keepNext w:val="false"/>
               <w:spacing w:after="40" w:before="0"/>
               <w:jc w:val="left"/>
             </w:pPr>
@@ -816,6 +840,7 @@
           </w:p>
           <w:p>
             <w:pPr>
+              <w:keepNext w:val="false"/>
               <w:spacing w:after="40" w:before="0"/>
               <w:jc w:val="left"/>
             </w:pPr>
@@ -848,6 +873,7 @@
           </w:tcPr>
           <w:p>
             <w:pPr>
+              <w:keepNext w:val="false"/>
               <w:spacing w:after="40" w:before="0"/>
               <w:jc w:val="left"/>
             </w:pPr>
@@ -880,6 +906,7 @@
           </w:tcPr>
           <w:p>
             <w:pPr>
+              <w:keepNext w:val="false"/>
               <w:spacing w:after="40" w:before="0"/>
               <w:jc w:val="left"/>
             </w:pPr>
@@ -912,6 +939,7 @@
           </w:tcPr>
           <w:p>
             <w:pPr>
+              <w:keepNext w:val="false"/>
               <w:spacing w:after="40" w:before="0"/>
               <w:jc w:val="left"/>
             </w:pPr>
@@ -946,6 +974,7 @@
           </w:tcPr>
           <w:p>
             <w:pPr>
+              <w:keepNext w:val="false"/>
               <w:spacing w:after="40" w:before="0"/>
               <w:jc w:val="left"/>
             </w:pPr>
@@ -965,6 +994,7 @@
           </w:p>
           <w:p>
             <w:pPr>
+              <w:keepNext w:val="false"/>
               <w:spacing w:after="40" w:before="0"/>
               <w:jc w:val="left"/>
             </w:pPr>
@@ -997,6 +1027,7 @@
           </w:tcPr>
           <w:p>
             <w:pPr>
+              <w:keepNext w:val="false"/>
               <w:spacing w:after="40" w:before="0"/>
               <w:jc w:val="left"/>
             </w:pPr>
@@ -1029,6 +1060,7 @@
           </w:tcPr>
           <w:p>
             <w:pPr>
+              <w:keepNext w:val="false"/>
               <w:spacing w:after="40" w:before="0"/>
               <w:jc w:val="left"/>
             </w:pPr>
@@ -1061,6 +1093,7 @@
           </w:tcPr>
           <w:p>
             <w:pPr>
+              <w:keepNext w:val="false"/>
               <w:spacing w:after="40" w:before="0"/>
               <w:jc w:val="left"/>
             </w:pPr>
@@ -1095,6 +1128,7 @@
           </w:tcPr>
           <w:p>
             <w:pPr>
+              <w:keepNext w:val="false"/>
               <w:spacing w:after="40" w:before="0"/>
               <w:jc w:val="left"/>
             </w:pPr>
@@ -1114,6 +1148,7 @@
           </w:p>
           <w:p>
             <w:pPr>
+              <w:keepNext w:val="false"/>
               <w:spacing w:after="40" w:before="0"/>
               <w:jc w:val="left"/>
             </w:pPr>
@@ -1146,6 +1181,7 @@
           </w:tcPr>
           <w:p>
             <w:pPr>
+              <w:keepNext w:val="false"/>
               <w:spacing w:after="40" w:before="0"/>
               <w:jc w:val="left"/>
             </w:pPr>
@@ -1178,6 +1214,7 @@
           </w:tcPr>
           <w:p>
             <w:pPr>
+              <w:keepNext w:val="false"/>
               <w:spacing w:after="40" w:before="0"/>
               <w:jc w:val="left"/>
             </w:pPr>
@@ -1210,6 +1247,7 @@
           </w:tcPr>
           <w:p>
             <w:pPr>
+              <w:keepNext w:val="false"/>
               <w:spacing w:after="40" w:before="0"/>
               <w:jc w:val="left"/>
             </w:pPr>
@@ -1244,6 +1282,7 @@
           </w:tcPr>
           <w:p>
             <w:pPr>
+              <w:keepNext w:val="false"/>
               <w:spacing w:after="40" w:before="0"/>
               <w:jc w:val="left"/>
             </w:pPr>
@@ -1263,6 +1302,7 @@
           </w:p>
           <w:p>
             <w:pPr>
+              <w:keepNext w:val="false"/>
               <w:spacing w:after="40" w:before="0"/>
               <w:jc w:val="left"/>
             </w:pPr>
@@ -1295,6 +1335,7 @@
           </w:tcPr>
           <w:p>
             <w:pPr>
+              <w:keepNext w:val="false"/>
               <w:spacing w:after="40" w:before="0"/>
               <w:jc w:val="left"/>
             </w:pPr>
@@ -1327,6 +1368,7 @@
           </w:tcPr>
           <w:p>
             <w:pPr>
+              <w:keepNext w:val="false"/>
               <w:spacing w:after="40" w:before="0"/>
               <w:jc w:val="left"/>
             </w:pPr>
@@ -1359,6 +1401,7 @@
           </w:tcPr>
           <w:p>
             <w:pPr>
+              <w:keepNext w:val="false"/>
               <w:spacing w:after="40" w:before="0"/>
               <w:jc w:val="left"/>
             </w:pPr>
@@ -1393,6 +1436,7 @@
           </w:tcPr>
           <w:p>
             <w:pPr>
+              <w:keepNext w:val="false"/>
               <w:spacing w:after="40" w:before="0"/>
               <w:jc w:val="left"/>
             </w:pPr>
@@ -1412,6 +1456,7 @@
           </w:p>
           <w:p>
             <w:pPr>
+              <w:keepNext w:val="false"/>
               <w:spacing w:after="40" w:before="0"/>
               <w:jc w:val="left"/>
             </w:pPr>
@@ -1444,6 +1489,7 @@
           </w:tcPr>
           <w:p>
             <w:pPr>
+              <w:keepNext w:val="false"/>
               <w:spacing w:after="40" w:before="0"/>
               <w:jc w:val="left"/>
             </w:pPr>
@@ -1476,6 +1522,7 @@
           </w:tcPr>
           <w:p>
             <w:pPr>
+              <w:keepNext w:val="false"/>
               <w:spacing w:after="40" w:before="0"/>
               <w:jc w:val="left"/>
             </w:pPr>
@@ -1508,6 +1555,7 @@
           </w:tcPr>
           <w:p>
             <w:pPr>
+              <w:keepNext w:val="false"/>
               <w:spacing w:after="40" w:before="0"/>
               <w:jc w:val="left"/>
             </w:pPr>
@@ -1542,6 +1590,7 @@
           </w:tcPr>
           <w:p>
             <w:pPr>
+              <w:keepNext w:val="false"/>
               <w:spacing w:after="40" w:before="0"/>
               <w:jc w:val="left"/>
             </w:pPr>
@@ -1561,6 +1610,7 @@
           </w:p>
           <w:p>
             <w:pPr>
+              <w:keepNext w:val="false"/>
               <w:spacing w:after="40" w:before="0"/>
               <w:jc w:val="left"/>
             </w:pPr>
@@ -1593,6 +1643,7 @@
           </w:tcPr>
           <w:p>
             <w:pPr>
+              <w:keepNext w:val="false"/>
               <w:spacing w:after="40" w:before="0"/>
               <w:jc w:val="left"/>
             </w:pPr>
@@ -1625,6 +1676,7 @@
           </w:tcPr>
           <w:p>
             <w:pPr>
+              <w:keepNext w:val="false"/>
               <w:spacing w:after="40" w:before="0"/>
               <w:jc w:val="left"/>
             </w:pPr>
@@ -1657,6 +1709,7 @@
           </w:tcPr>
           <w:p>
             <w:pPr>
+              <w:keepNext w:val="false"/>
               <w:spacing w:after="40" w:before="0"/>
               <w:jc w:val="left"/>
             </w:pPr>
@@ -1795,7 +1848,7 @@
         </w:rPr>
         <w:t xml:space="preserve">© 2026 SeaVuria and ARES. This work is licensed under a </w:t>
       </w:r>
-      <w:hyperlink w:history="1" r:id="rIdvgft5ohnwejwckiwl2nfd">
+      <w:hyperlink w:history="1" r:id="rIdstba9ikh_sed48x99eyjw">
         <w:r>
           <w:rPr>
             <w:rFonts w:ascii="Arial" w:cs="Arial" w:eastAsia="Arial" w:hAnsi="Arial"/>
@@ -1815,7 +1868,7 @@
         </w:rPr>
         <w:t xml:space="preserve"> (</w:t>
       </w:r>
-      <w:hyperlink w:history="1" r:id="rIdqvm4p8htlog3huh2dgfri">
+      <w:hyperlink w:history="1" r:id="rIdblqtax1yvudwk4zewidb_">
         <w:r>
           <w:rPr>
             <w:rFonts w:ascii="Arial" w:cs="Arial" w:eastAsia="Arial" w:hAnsi="Arial"/>
@@ -1835,7 +1888,7 @@
         </w:rPr>
         <w:t xml:space="preserve">). To view a copy of this license, visit </w:t>
       </w:r>
-      <w:hyperlink w:history="1" r:id="rIdhkjep1yuh5qnhtlzbqgvf">
+      <w:hyperlink w:history="1" r:id="rId04v91cztpamhtfams6mhh">
         <w:r>
           <w:rPr>
             <w:rFonts w:ascii="Arial" w:cs="Arial" w:eastAsia="Arial" w:hAnsi="Arial"/>

--- a/data/outputs/v2/Core_Mathematics/SS2.8_Vectors/Core_Mathematics_Vectors_SummaryTable.docx
+++ b/data/outputs/v2/Core_Mathematics/SS2.8_Vectors/Core_Mathematics_Vectors_SummaryTable.docx
@@ -1848,7 +1848,7 @@
         </w:rPr>
         <w:t xml:space="preserve">© 2026 SeaVuria and ARES. This work is licensed under a </w:t>
       </w:r>
-      <w:hyperlink w:history="1" r:id="rIdstba9ikh_sed48x99eyjw">
+      <w:hyperlink w:history="1" r:id="rId1acmwywmpwrzpmynnxzp6">
         <w:r>
           <w:rPr>
             <w:rFonts w:ascii="Arial" w:cs="Arial" w:eastAsia="Arial" w:hAnsi="Arial"/>
@@ -1868,7 +1868,7 @@
         </w:rPr>
         <w:t xml:space="preserve"> (</w:t>
       </w:r>
-      <w:hyperlink w:history="1" r:id="rIdblqtax1yvudwk4zewidb_">
+      <w:hyperlink w:history="1" r:id="rIdms6a4yljwna8lkpph5kd7">
         <w:r>
           <w:rPr>
             <w:rFonts w:ascii="Arial" w:cs="Arial" w:eastAsia="Arial" w:hAnsi="Arial"/>
@@ -1888,7 +1888,7 @@
         </w:rPr>
         <w:t xml:space="preserve">). To view a copy of this license, visit </w:t>
       </w:r>
-      <w:hyperlink w:history="1" r:id="rId04v91cztpamhtfams6mhh">
+      <w:hyperlink w:history="1" r:id="rIduvoqrdoae2lgehz1jyspl">
         <w:r>
           <w:rPr>
             <w:rFonts w:ascii="Arial" w:cs="Arial" w:eastAsia="Arial" w:hAnsi="Arial"/>
